--- a/public/CV/EmilyDeeb_CV_DS.docx
+++ b/public/CV/EmilyDeeb_CV_DS.docx
@@ -269,25 +269,23 @@
           <w:sz w:val="20"/>
           <w:szCs w:val="20"/>
         </w:rPr>
-        <w:t>Geospatial data scientist and licensed architect who turns spatial data into design decisions and client-ready recommendations. Brings five years of urban design and GIS leadership in practice, delivering evidence-based plans for municipal and private clients, from city-</w:t>
-      </w:r>
-      <w:proofErr w:type="spellStart"/>
-      <w:r>
-        <w:rPr>
-          <w:rFonts w:ascii="Aptos" w:eastAsia="Aptos" w:hAnsi="Aptos" w:cs="Aptos"/>
-          <w:sz w:val="20"/>
-          <w:szCs w:val="20"/>
-        </w:rPr>
-        <w:t>centre</w:t>
-      </w:r>
-      <w:proofErr w:type="spellEnd"/>
-      <w:r>
-        <w:rPr>
-          <w:rFonts w:ascii="Aptos" w:eastAsia="Aptos" w:hAnsi="Aptos" w:cs="Aptos"/>
-          <w:sz w:val="20"/>
-          <w:szCs w:val="20"/>
-        </w:rPr>
-        <w:t xml:space="preserve"> regeneration to a 100,000-unit city expansion. Holds an MSc in Urban Spatial Data Science from CASA, UCL, including an industry dissertation with CACI Ltd that built Python machine learning pipelines on national consumer spending data. Combines statistical modelling, GIS and machine learning with design thinking and stakeholder communication to take analysis from model output to real-world outcome.</w:t>
+        <w:t>Geospatial data scientist and licensed architect who turns spatial data into design decisions and client-ready recommendations. Brings five years of urban design and GIS leadership in practice, delivering evidence-based plans for municipal and private clients, from city-centre regeneration to a 100,000-unit city expansion. Holds an MSc in Urban Spatial</w:t>
+      </w:r>
+      <w:r>
+        <w:rPr>
+          <w:rFonts w:ascii="Aptos" w:eastAsia="Aptos" w:hAnsi="Aptos" w:cs="Aptos"/>
+          <w:sz w:val="20"/>
+          <w:szCs w:val="20"/>
+        </w:rPr>
+        <w:t xml:space="preserve"> </w:t>
+      </w:r>
+      <w:r>
+        <w:rPr>
+          <w:rFonts w:ascii="Aptos" w:eastAsia="Aptos" w:hAnsi="Aptos" w:cs="Aptos"/>
+          <w:sz w:val="20"/>
+          <w:szCs w:val="20"/>
+        </w:rPr>
+        <w:t>Science from CASA, UCL, including an industry dissertation with CACI Ltd that built Python machine learning pipelines on national consumer spending data. Combines statistical modelling, GIS and machine learning with design thinking and stakeholder communication to take analysis from model output to real-world outcome.</w:t>
       </w:r>
     </w:p>
     <w:p>
@@ -353,7 +351,6 @@
         </w:rPr>
         <w:t xml:space="preserve"> (</w:t>
       </w:r>
-      <w:proofErr w:type="spellStart"/>
       <w:r>
         <w:rPr>
           <w:rFonts w:ascii="Aptos" w:eastAsia="Aptos" w:hAnsi="Aptos" w:cs="Aptos"/>
@@ -363,9 +360,8 @@
           <w:sz w:val="20"/>
           <w:szCs w:val="20"/>
         </w:rPr>
-        <w:t>GeoDS</w:t>
-      </w:r>
-      <w:proofErr w:type="spellEnd"/>
+        <w:t xml:space="preserve">GeoDS </w:t>
+      </w:r>
       <w:r>
         <w:rPr>
           <w:rFonts w:ascii="Aptos" w:eastAsia="Aptos" w:hAnsi="Aptos" w:cs="Aptos"/>
@@ -375,7 +371,7 @@
           <w:sz w:val="20"/>
           <w:szCs w:val="20"/>
         </w:rPr>
-        <w:t xml:space="preserve"> </w:t>
+        <w:t>Indu</w:t>
       </w:r>
       <w:r>
         <w:rPr>
@@ -386,7 +382,7 @@
           <w:sz w:val="20"/>
           <w:szCs w:val="20"/>
         </w:rPr>
-        <w:t>Indu</w:t>
+        <w:t xml:space="preserve">stry </w:t>
       </w:r>
       <w:r>
         <w:rPr>
@@ -397,21 +393,8 @@
           <w:sz w:val="20"/>
           <w:szCs w:val="20"/>
         </w:rPr>
-        <w:t xml:space="preserve">stry </w:t>
-      </w:r>
-      <w:proofErr w:type="spellStart"/>
-      <w:r>
-        <w:rPr>
-          <w:rFonts w:ascii="Aptos" w:eastAsia="Aptos" w:hAnsi="Aptos" w:cs="Aptos"/>
-          <w:b/>
-          <w:bCs/>
-          <w:color w:val="auto"/>
-          <w:sz w:val="20"/>
-          <w:szCs w:val="20"/>
-        </w:rPr>
         <w:t>Programme</w:t>
       </w:r>
-      <w:proofErr w:type="spellEnd"/>
       <w:r>
         <w:rPr>
           <w:rFonts w:ascii="Aptos" w:eastAsia="Aptos" w:hAnsi="Aptos" w:cs="Aptos"/>
@@ -571,29 +554,7 @@
           <w:szCs w:val="20"/>
           <w:lang w:val="en-GB"/>
         </w:rPr>
-        <w:t xml:space="preserve">Investigated whether urban morphological fabric type predicts retail spending patterns across UK cities, independently of demographic composition, using CACI proprietary consumer spending data and </w:t>
-      </w:r>
-      <w:proofErr w:type="spellStart"/>
-      <w:r>
-        <w:rPr>
-          <w:rFonts w:ascii="Aptos" w:eastAsia="Aptos" w:hAnsi="Aptos" w:cs="Aptos"/>
-          <w:color w:val="1A1A1A"/>
-          <w:sz w:val="20"/>
-          <w:szCs w:val="20"/>
-          <w:lang w:val="en-GB"/>
-        </w:rPr>
-        <w:t>HiMoC</w:t>
-      </w:r>
-      <w:proofErr w:type="spellEnd"/>
-      <w:r>
-        <w:rPr>
-          <w:rFonts w:ascii="Aptos" w:eastAsia="Aptos" w:hAnsi="Aptos" w:cs="Aptos"/>
-          <w:color w:val="1A1A1A"/>
-          <w:sz w:val="20"/>
-          <w:szCs w:val="20"/>
-          <w:lang w:val="en-GB"/>
-        </w:rPr>
-        <w:t xml:space="preserve"> morphometric classifications.</w:t>
+        <w:t>Investigated whether urban morphological fabric type predicts retail spending patterns across UK cities, independently of demographic composition, using CACI proprietary consumer spending data and HiMoC morphometric classifications.</w:t>
       </w:r>
     </w:p>
     <w:p>
@@ -619,29 +580,7 @@
           <w:szCs w:val="20"/>
           <w:lang w:val="en-GB"/>
         </w:rPr>
-        <w:t xml:space="preserve">Built an end-to-end Python machine learning pipeline using </w:t>
-      </w:r>
-      <w:proofErr w:type="spellStart"/>
-      <w:r>
-        <w:rPr>
-          <w:rFonts w:ascii="Aptos" w:eastAsia="Aptos" w:hAnsi="Aptos" w:cs="Aptos"/>
-          <w:color w:val="1A1A1A"/>
-          <w:sz w:val="20"/>
-          <w:szCs w:val="20"/>
-          <w:lang w:val="en-GB"/>
-        </w:rPr>
-        <w:t>GeoPandas</w:t>
-      </w:r>
-      <w:proofErr w:type="spellEnd"/>
-      <w:r>
-        <w:rPr>
-          <w:rFonts w:ascii="Aptos" w:eastAsia="Aptos" w:hAnsi="Aptos" w:cs="Aptos"/>
-          <w:color w:val="1A1A1A"/>
-          <w:sz w:val="20"/>
-          <w:szCs w:val="20"/>
-          <w:lang w:val="en-GB"/>
-        </w:rPr>
-        <w:t>, scikit-learn, SHAP and spatial autocorrelation analysis, applying pre-modelling diagnostics, feature engineering and model evaluation to produce reproducible, documented outputs.</w:t>
+        <w:t>Built an end-to-end Python machine learning pipeline using GeoPandas, scikit-learn, SHAP and spatial autocorrelation analysis, applying pre-modelling diagnostics, feature engineering and model evaluation to produce reproducible, documented outputs.</w:t>
       </w:r>
     </w:p>
     <w:p>
@@ -719,29 +658,7 @@
           <w:szCs w:val="20"/>
           <w:lang w:val="en-GB"/>
         </w:rPr>
-        <w:t xml:space="preserve">Presented findings to CACI's Consumer and Location Intelligence team and at the </w:t>
-      </w:r>
-      <w:proofErr w:type="spellStart"/>
-      <w:r>
-        <w:rPr>
-          <w:rFonts w:ascii="Aptos" w:eastAsia="Aptos" w:hAnsi="Aptos" w:cs="Aptos"/>
-          <w:color w:val="1A1A1A"/>
-          <w:sz w:val="20"/>
-          <w:szCs w:val="20"/>
-          <w:lang w:val="en-GB"/>
-        </w:rPr>
-        <w:t>GeoDS</w:t>
-      </w:r>
-      <w:proofErr w:type="spellEnd"/>
-      <w:r>
-        <w:rPr>
-          <w:rFonts w:ascii="Aptos" w:eastAsia="Aptos" w:hAnsi="Aptos" w:cs="Aptos"/>
-          <w:color w:val="1A1A1A"/>
-          <w:sz w:val="20"/>
-          <w:szCs w:val="20"/>
-          <w:lang w:val="en-GB"/>
-        </w:rPr>
-        <w:t xml:space="preserve"> Data Partner Forum, Saïd Business School, Oxford.</w:t>
+        <w:t>Presented findings to CACI's Consumer and Location Intelligence team and at the GeoDS Data Partner Forum, Saïd Business School, Oxford.</w:t>
       </w:r>
     </w:p>
     <w:p>
@@ -899,29 +816,7 @@
           <w:sz w:val="20"/>
           <w:szCs w:val="20"/>
         </w:rPr>
-        <w:t xml:space="preserve">Derman </w:t>
-      </w:r>
-      <w:proofErr w:type="spellStart"/>
-      <w:r>
-        <w:rPr>
-          <w:rFonts w:ascii="Aptos" w:eastAsia="Aptos" w:hAnsi="Aptos" w:cs="Aptos"/>
-          <w:b/>
-          <w:bCs/>
-          <w:sz w:val="20"/>
-          <w:szCs w:val="20"/>
-        </w:rPr>
-        <w:t>Verbakel</w:t>
-      </w:r>
-      <w:proofErr w:type="spellEnd"/>
-      <w:r>
-        <w:rPr>
-          <w:rFonts w:ascii="Aptos" w:eastAsia="Aptos" w:hAnsi="Aptos" w:cs="Aptos"/>
-          <w:b/>
-          <w:bCs/>
-          <w:sz w:val="20"/>
-          <w:szCs w:val="20"/>
-        </w:rPr>
-        <w:t xml:space="preserve"> Architecture</w:t>
+        <w:t>Derman Verbakel Architecture</w:t>
       </w:r>
       <w:r>
         <w:rPr>
@@ -1103,27 +998,7 @@
           <w:sz w:val="20"/>
           <w:szCs w:val="20"/>
         </w:rPr>
-        <w:t xml:space="preserve">Key projects: Transportation Masterplan of Eilat; Regeneration of Sakhnin City Centre (1,200 units); TOD Regeneration Plan Rishon </w:t>
-      </w:r>
-      <w:proofErr w:type="spellStart"/>
-      <w:r>
-        <w:rPr>
-          <w:rFonts w:ascii="Aptos" w:eastAsia="Aptos" w:hAnsi="Aptos" w:cs="Aptos"/>
-          <w:color w:val="1A1A1A"/>
-          <w:sz w:val="20"/>
-          <w:szCs w:val="20"/>
-        </w:rPr>
-        <w:t>LeTsiyon</w:t>
-      </w:r>
-      <w:proofErr w:type="spellEnd"/>
-      <w:r>
-        <w:rPr>
-          <w:rFonts w:ascii="Aptos" w:eastAsia="Aptos" w:hAnsi="Aptos" w:cs="Aptos"/>
-          <w:color w:val="1A1A1A"/>
-          <w:sz w:val="20"/>
-          <w:szCs w:val="20"/>
-        </w:rPr>
-        <w:t xml:space="preserve"> (3,000 units); City expansion masterplan (100,000 units, confidential).</w:t>
+        <w:t>Key projects: Transportation Masterplan of Eilat; Regeneration of Sakhnin City Centre (1,200 units); TOD Regeneration Plan Rishon LeTsiyon (3,000 units); City expansion masterplan (100,000 units, confidential).</w:t>
       </w:r>
     </w:p>
     <w:p>
@@ -1244,25 +1119,14 @@
           <w:szCs w:val="20"/>
         </w:rPr>
       </w:pPr>
-      <w:proofErr w:type="spellStart"/>
-      <w:r>
-        <w:rPr>
-          <w:rFonts w:ascii="Aptos" w:eastAsia="Aptos" w:hAnsi="Aptos" w:cs="Aptos"/>
-          <w:color w:val="1A1A1A"/>
-          <w:sz w:val="20"/>
-          <w:szCs w:val="20"/>
-        </w:rPr>
-        <w:t>Analysed</w:t>
-      </w:r>
-      <w:proofErr w:type="spellEnd"/>
-      <w:r>
-        <w:rPr>
-          <w:rFonts w:ascii="Aptos" w:eastAsia="Aptos" w:hAnsi="Aptos" w:cs="Aptos"/>
-          <w:color w:val="1A1A1A"/>
-          <w:sz w:val="20"/>
-          <w:szCs w:val="20"/>
-        </w:rPr>
-        <w:t xml:space="preserve"> 1.78 million Metropolitan Police Service crime records across 679 London wards to investigate relationships between urban amenity distribution and crime density.</w:t>
+      <w:r>
+        <w:rPr>
+          <w:rFonts w:ascii="Aptos" w:eastAsia="Aptos" w:hAnsi="Aptos" w:cs="Aptos"/>
+          <w:color w:val="1A1A1A"/>
+          <w:sz w:val="20"/>
+          <w:szCs w:val="20"/>
+        </w:rPr>
+        <w:t>Analysed 1.78 million Metropolitan Police Service crime records across 679 London wards to investigate relationships between urban amenity distribution and crime density.</w:t>
       </w:r>
     </w:p>
     <w:p>
@@ -1287,27 +1151,43 @@
           <w:sz w:val="20"/>
           <w:szCs w:val="20"/>
         </w:rPr>
-        <w:t xml:space="preserve">Applied multiple regression, K-Nearest </w:t>
-      </w:r>
-      <w:proofErr w:type="spellStart"/>
-      <w:r>
-        <w:rPr>
-          <w:rFonts w:ascii="Aptos" w:eastAsia="Aptos" w:hAnsi="Aptos" w:cs="Aptos"/>
-          <w:color w:val="1A1A1A"/>
-          <w:sz w:val="20"/>
-          <w:szCs w:val="20"/>
-        </w:rPr>
-        <w:t>Neighbours</w:t>
-      </w:r>
-      <w:proofErr w:type="spellEnd"/>
-      <w:r>
-        <w:rPr>
-          <w:rFonts w:ascii="Aptos" w:eastAsia="Aptos" w:hAnsi="Aptos" w:cs="Aptos"/>
-          <w:color w:val="1A1A1A"/>
-          <w:sz w:val="20"/>
-          <w:szCs w:val="20"/>
-        </w:rPr>
-        <w:t xml:space="preserve"> (KNN), and Random Forest models with SHAP decomposition; found nightlife amenities strongest predictors of person/society crime, retail nodes driving property crime.</w:t>
+        <w:t xml:space="preserve">Applied multiple regression, K-Nearest Neighbours (KNN), and Random Forest models with SHAP decomposition; found nightlife amenities </w:t>
+      </w:r>
+      <w:r>
+        <w:rPr>
+          <w:rFonts w:ascii="Aptos" w:eastAsia="Aptos" w:hAnsi="Aptos" w:cs="Aptos"/>
+          <w:color w:val="1A1A1A"/>
+          <w:sz w:val="20"/>
+          <w:szCs w:val="20"/>
+        </w:rPr>
+        <w:t xml:space="preserve">were the </w:t>
+      </w:r>
+      <w:r>
+        <w:rPr>
+          <w:rFonts w:ascii="Aptos" w:eastAsia="Aptos" w:hAnsi="Aptos" w:cs="Aptos"/>
+          <w:color w:val="1A1A1A"/>
+          <w:sz w:val="20"/>
+          <w:szCs w:val="20"/>
+        </w:rPr>
+        <w:t xml:space="preserve">strongest predictors of person/society crime, </w:t>
+      </w:r>
+      <w:r>
+        <w:rPr>
+          <w:rFonts w:ascii="Aptos" w:eastAsia="Aptos" w:hAnsi="Aptos" w:cs="Aptos"/>
+          <w:color w:val="1A1A1A"/>
+          <w:sz w:val="20"/>
+          <w:szCs w:val="20"/>
+        </w:rPr>
+        <w:t xml:space="preserve">with </w:t>
+      </w:r>
+      <w:r>
+        <w:rPr>
+          <w:rFonts w:ascii="Aptos" w:eastAsia="Aptos" w:hAnsi="Aptos" w:cs="Aptos"/>
+          <w:color w:val="1A1A1A"/>
+          <w:sz w:val="20"/>
+          <w:szCs w:val="20"/>
+        </w:rPr>
+        <w:t>retail nodes driving property crime.</w:t>
       </w:r>
     </w:p>
     <w:p>
@@ -1397,27 +1277,7 @@
           <w:sz w:val="20"/>
           <w:szCs w:val="20"/>
         </w:rPr>
-        <w:t xml:space="preserve">Built an interactive web application </w:t>
-      </w:r>
-      <w:proofErr w:type="spellStart"/>
-      <w:r>
-        <w:rPr>
-          <w:rFonts w:ascii="Aptos" w:eastAsia="Aptos" w:hAnsi="Aptos" w:cs="Aptos"/>
-          <w:color w:val="1A1A1A"/>
-          <w:sz w:val="20"/>
-          <w:szCs w:val="20"/>
-        </w:rPr>
-        <w:t>visualising</w:t>
-      </w:r>
-      <w:proofErr w:type="spellEnd"/>
-      <w:r>
-        <w:rPr>
-          <w:rFonts w:ascii="Aptos" w:eastAsia="Aptos" w:hAnsi="Aptos" w:cs="Aptos"/>
-          <w:color w:val="1A1A1A"/>
-          <w:sz w:val="20"/>
-          <w:szCs w:val="20"/>
-        </w:rPr>
-        <w:t xml:space="preserve"> global food supply chain disruptions using FAO trade flow data (200 countries, 82 commodities), commodity price indices, and spatial mapping.</w:t>
+        <w:t>Built an interactive web application visualising global food supply chain disruptions using FAO trade flow data (200 countries, 82 commodities), commodity price indices, and spatial mapping.</w:t>
       </w:r>
     </w:p>
     <w:p>
@@ -1568,65 +1428,14 @@
           <w:szCs w:val="20"/>
         </w:rPr>
       </w:pPr>
-      <w:proofErr w:type="spellStart"/>
-      <w:r>
-        <w:rPr>
-          <w:rFonts w:ascii="Aptos" w:eastAsia="Aptos" w:hAnsi="Aptos" w:cs="Aptos"/>
-          <w:color w:val="1A1A1A"/>
-          <w:sz w:val="20"/>
-          <w:szCs w:val="20"/>
-        </w:rPr>
-        <w:t>Specialised</w:t>
-      </w:r>
-      <w:proofErr w:type="spellEnd"/>
-      <w:r>
-        <w:rPr>
-          <w:rFonts w:ascii="Aptos" w:eastAsia="Aptos" w:hAnsi="Aptos" w:cs="Aptos"/>
-          <w:color w:val="1A1A1A"/>
-          <w:sz w:val="20"/>
-          <w:szCs w:val="20"/>
-        </w:rPr>
-        <w:t xml:space="preserve"> in computational urban analysis, spatial data science, </w:t>
-      </w:r>
-      <w:proofErr w:type="spellStart"/>
-      <w:r>
-        <w:rPr>
-          <w:rFonts w:ascii="Aptos" w:eastAsia="Aptos" w:hAnsi="Aptos" w:cs="Aptos"/>
-          <w:color w:val="1A1A1A"/>
-          <w:sz w:val="20"/>
-          <w:szCs w:val="20"/>
-        </w:rPr>
-        <w:t>geocomputation</w:t>
-      </w:r>
-      <w:proofErr w:type="spellEnd"/>
-      <w:r>
-        <w:rPr>
-          <w:rFonts w:ascii="Aptos" w:eastAsia="Aptos" w:hAnsi="Aptos" w:cs="Aptos"/>
-          <w:color w:val="1A1A1A"/>
-          <w:sz w:val="20"/>
-          <w:szCs w:val="20"/>
-        </w:rPr>
-        <w:t xml:space="preserve">, statistical modelling, spatial statistics, urban simulation, data </w:t>
-      </w:r>
-      <w:proofErr w:type="spellStart"/>
-      <w:r>
-        <w:rPr>
-          <w:rFonts w:ascii="Aptos" w:eastAsia="Aptos" w:hAnsi="Aptos" w:cs="Aptos"/>
-          <w:color w:val="1A1A1A"/>
-          <w:sz w:val="20"/>
-          <w:szCs w:val="20"/>
-        </w:rPr>
-        <w:t>visualisation</w:t>
-      </w:r>
-      <w:proofErr w:type="spellEnd"/>
-      <w:r>
-        <w:rPr>
-          <w:rFonts w:ascii="Aptos" w:eastAsia="Aptos" w:hAnsi="Aptos" w:cs="Aptos"/>
-          <w:color w:val="1A1A1A"/>
-          <w:sz w:val="20"/>
-          <w:szCs w:val="20"/>
-        </w:rPr>
-        <w:t>, and machine learning in Python and R.</w:t>
+      <w:r>
+        <w:rPr>
+          <w:rFonts w:ascii="Aptos" w:eastAsia="Aptos" w:hAnsi="Aptos" w:cs="Aptos"/>
+          <w:color w:val="1A1A1A"/>
+          <w:sz w:val="20"/>
+          <w:szCs w:val="20"/>
+        </w:rPr>
+        <w:t>Specialised in computational urban analysis, spatial data science, geocomputation, statistical modelling, spatial statistics, urban simulation, data visualisation, and machine learning in Python and R.</w:t>
       </w:r>
     </w:p>
     <w:p>
@@ -1718,27 +1527,7 @@
           <w:sz w:val="20"/>
           <w:szCs w:val="20"/>
         </w:rPr>
-        <w:t xml:space="preserve">Graduation Project: Destination: Jericho — research-led urban design study using QGIS, spatial analysis, and data </w:t>
-      </w:r>
-      <w:proofErr w:type="spellStart"/>
-      <w:r>
-        <w:rPr>
-          <w:rFonts w:ascii="Aptos" w:eastAsia="Aptos" w:hAnsi="Aptos" w:cs="Aptos"/>
-          <w:color w:val="1A1A1A"/>
-          <w:sz w:val="20"/>
-          <w:szCs w:val="20"/>
-        </w:rPr>
-        <w:t>visualisation</w:t>
-      </w:r>
-      <w:proofErr w:type="spellEnd"/>
-      <w:r>
-        <w:rPr>
-          <w:rFonts w:ascii="Aptos" w:eastAsia="Aptos" w:hAnsi="Aptos" w:cs="Aptos"/>
-          <w:color w:val="1A1A1A"/>
-          <w:sz w:val="20"/>
-          <w:szCs w:val="20"/>
-        </w:rPr>
-        <w:t>. Nominated for David Azrieli Architecture Prize.</w:t>
+        <w:t>Graduation Project: Destination: Jericho — research-led urban design study using QGIS, spatial analysis, and data visualisation. Nominated for David Azrieli Architecture Prize.</w:t>
       </w:r>
     </w:p>
     <w:p>
@@ -1806,9 +1595,8 @@
           <w:szCs w:val="20"/>
           <w:lang w:val="en-GB"/>
         </w:rPr>
-        <w:t xml:space="preserve">Python (Pandas, NumPy, Matplotlib, </w:t>
-      </w:r>
-      <w:proofErr w:type="spellStart"/>
+        <w:t xml:space="preserve">Python (Pandas, NumPy, Matplotlib, GeoPandas, Scikit-learn), R (RStudio), SQL, </w:t>
+      </w:r>
       <w:r>
         <w:rPr>
           <w:rFonts w:ascii="Aptos" w:eastAsia="Aptos" w:hAnsi="Aptos" w:cs="Aptos"/>
@@ -1817,9 +1605,8 @@
           <w:szCs w:val="20"/>
           <w:lang w:val="en-GB"/>
         </w:rPr>
-        <w:t>GeoPandas</w:t>
-      </w:r>
-      <w:proofErr w:type="spellEnd"/>
+        <w:t>PostgreSQL/</w:t>
+      </w:r>
       <w:r>
         <w:rPr>
           <w:rFonts w:ascii="Aptos" w:eastAsia="Aptos" w:hAnsi="Aptos" w:cs="Aptos"/>
@@ -1828,9 +1615,8 @@
           <w:szCs w:val="20"/>
           <w:lang w:val="en-GB"/>
         </w:rPr>
-        <w:t xml:space="preserve">, Scikit-learn), R (RStudio), SQL, </w:t>
-      </w:r>
-      <w:proofErr w:type="spellStart"/>
+        <w:t>Post</w:t>
+      </w:r>
       <w:r>
         <w:rPr>
           <w:rFonts w:ascii="Aptos" w:eastAsia="Aptos" w:hAnsi="Aptos" w:cs="Aptos"/>
@@ -1839,19 +1625,8 @@
           <w:szCs w:val="20"/>
           <w:lang w:val="en-GB"/>
         </w:rPr>
-        <w:t>Post</w:t>
-      </w:r>
-      <w:r>
-        <w:rPr>
-          <w:rFonts w:ascii="Aptos" w:eastAsia="Aptos" w:hAnsi="Aptos" w:cs="Aptos"/>
-          <w:color w:val="1A1A1A"/>
-          <w:sz w:val="20"/>
-          <w:szCs w:val="20"/>
-          <w:lang w:val="en-GB"/>
-        </w:rPr>
         <w:t>GIS</w:t>
       </w:r>
-      <w:proofErr w:type="spellEnd"/>
       <w:r>
         <w:rPr>
           <w:rFonts w:ascii="Aptos" w:eastAsia="Aptos" w:hAnsi="Aptos" w:cs="Aptos"/>
@@ -2092,19 +1867,35 @@
           <w:sz w:val="20"/>
           <w:szCs w:val="20"/>
         </w:rPr>
-        <w:t xml:space="preserve"> Evidence-based Design, Urban Planning, Stakeholder Engagement, Client Reporting, Feasibility Studies, </w:t>
-      </w:r>
-      <w:proofErr w:type="spellStart"/>
-      <w:r>
-        <w:rPr>
-          <w:rFonts w:ascii="Aptos" w:eastAsia="Aptos" w:hAnsi="Aptos" w:cs="Aptos"/>
-          <w:color w:val="1A1A1A"/>
-          <w:sz w:val="20"/>
-          <w:szCs w:val="20"/>
-        </w:rPr>
-        <w:t>Masterplanning</w:t>
-      </w:r>
-      <w:proofErr w:type="spellEnd"/>
+        <w:t xml:space="preserve"> Evidence-based Design, Urban Planning, Stakeholder Engagement, Client</w:t>
+      </w:r>
+      <w:r>
+        <w:rPr>
+          <w:rFonts w:ascii="Aptos" w:eastAsia="Aptos" w:hAnsi="Aptos" w:cs="Aptos"/>
+          <w:color w:val="1A1A1A"/>
+          <w:sz w:val="20"/>
+          <w:szCs w:val="20"/>
+        </w:rPr>
+        <w:t xml:space="preserve"> </w:t>
+      </w:r>
+      <w:r>
+        <w:rPr>
+          <w:rFonts w:ascii="Aptos" w:eastAsia="Aptos" w:hAnsi="Aptos" w:cs="Aptos"/>
+          <w:color w:val="1A1A1A"/>
+          <w:sz w:val="20"/>
+          <w:szCs w:val="20"/>
+        </w:rPr>
+        <w:t xml:space="preserve">Reporting, Feasibility Studies, </w:t>
+      </w:r>
+      <w:r>
+        <w:rPr>
+          <w:rFonts w:ascii="Aptos" w:eastAsia="Aptos" w:hAnsi="Aptos" w:cs="Aptos"/>
+          <w:color w:val="1A1A1A"/>
+          <w:sz w:val="20"/>
+          <w:szCs w:val="20"/>
+        </w:rPr>
+        <w:t>Master planning</w:t>
+      </w:r>
       <w:r>
         <w:rPr>
           <w:rFonts w:ascii="Aptos" w:eastAsia="Aptos" w:hAnsi="Aptos" w:cs="Aptos"/>
@@ -6466,6 +6257,7 @@
   <w:style w:type="character" w:default="1" w:styleId="DefaultParagraphFont">
     <w:name w:val="Default Paragraph Font"/>
     <w:uiPriority w:val="1"/>
+    <w:semiHidden/>
     <w:unhideWhenUsed/>
   </w:style>
   <w:style w:type="table" w:default="1" w:styleId="TableNormal">
